--- a/CV_Material_Nacho/extras/cvs_personalizados/cv_tetrapak_customer_service.docx
+++ b/CV_Material_Nacho/extras/cvs_personalizados/cv_tetrapak_customer_service.docx
@@ -4,19 +4,28 @@
   <w:body>
     <w:p>
       <w:r>
+        <w:rPr>
+          <w:b/>
+          <w:sz w:val="32"/>
+        </w:rPr>
         <w:t>Ignacio Palmeri</w:t>
       </w:r>
     </w:p>
     <w:p>
+      <w:pPr/>
       <w:r>
+        <w:rPr>
+          <w:color w:val="555555"/>
+          <w:sz w:val="17"/>
+        </w:rPr>
         <w:t>Temperley, Buenos Aires, Argentina | +54 9 11 5509-0832 | ignaciopalmeri1@gmail.com | linkedin.com/in/ignaciopalmeri | github.com/nachopalmeri | ignaciopalmeri.vercel.app</w:t>
       </w:r>
     </w:p>
     <w:p>
+      <w:pPr>
+        <w:pStyle w:val="Heading1"/>
+      </w:pPr>
       <w:r>
-        <w:rPr>
-          <w:b/>
-        </w:rPr>
         <w:t>PROFILE</w:t>
       </w:r>
     </w:p>
@@ -26,16 +35,22 @@
       </w:r>
     </w:p>
     <w:p>
+      <w:pPr>
+        <w:pStyle w:val="Heading1"/>
+      </w:pPr>
       <w:r>
-        <w:rPr>
-          <w:b/>
-        </w:rPr>
         <w:t>EDUCATION</w:t>
       </w:r>
     </w:p>
     <w:p>
       <w:r>
-        <w:t>Bachelor's in Information Technology Management — UADE (Buenos Aires) | Mar 2025 – Dec 2028 (expected)</w:t>
+        <w:rPr>
+          <w:b/>
+        </w:rPr>
+        <w:t>Bachelor's in Information Technology Management — UADE (Buenos Aires)</w:t>
+      </w:r>
+      <w:r>
+        <w:t xml:space="preserve"> | Mar 2025 – Dec 2028 (expected)</w:t>
       </w:r>
     </w:p>
     <w:p>
@@ -48,7 +63,13 @@
     </w:p>
     <w:p>
       <w:r>
-        <w:t>High School Diploma in Economics &amp; Administration — Colegio Eccleston | Graduated Dec 2024</w:t>
+        <w:rPr>
+          <w:b/>
+        </w:rPr>
+        <w:t>High School Diploma in Economics &amp; Administration — Colegio Eccleston</w:t>
+      </w:r>
+      <w:r>
+        <w:t xml:space="preserve"> | Graduated Dec 2024</w:t>
       </w:r>
     </w:p>
     <w:p>
@@ -60,16 +81,22 @@
       </w:r>
     </w:p>
     <w:p>
+      <w:pPr>
+        <w:pStyle w:val="Heading1"/>
+      </w:pPr>
       <w:r>
-        <w:rPr>
-          <w:b/>
-        </w:rPr>
         <w:t>EXPERIENCE</w:t>
       </w:r>
     </w:p>
     <w:p>
       <w:r>
-        <w:t>Customer Service Representative — Grido (franchise) | Oct 2023 – Present</w:t>
+        <w:rPr>
+          <w:b/>
+        </w:rPr>
+        <w:t>Customer Service Representative — Grido (franchise)</w:t>
+      </w:r>
+      <w:r>
+        <w:t xml:space="preserve"> | Oct 2023 – Present</w:t>
       </w:r>
     </w:p>
     <w:p>
@@ -105,16 +132,22 @@
       </w:r>
     </w:p>
     <w:p>
+      <w:pPr>
+        <w:pStyle w:val="Heading1"/>
+      </w:pPr>
       <w:r>
-        <w:rPr>
-          <w:b/>
-        </w:rPr>
         <w:t>PROJECTS (DATA, DASHBOARDS &amp; AUTOMATION)</w:t>
       </w:r>
     </w:p>
     <w:p>
       <w:r>
-        <w:t>JobBot — AI-powered job search assistant (bot + dashboard) | 2026</w:t>
+        <w:rPr>
+          <w:b/>
+        </w:rPr>
+        <w:t>JobBot — AI-powered job search assistant (bot + dashboard)</w:t>
+      </w:r>
+      <w:r>
+        <w:t xml:space="preserve"> | 2026</w:t>
       </w:r>
     </w:p>
     <w:p>
@@ -140,7 +173,13 @@
     </w:p>
     <w:p>
       <w:r>
-        <w:t>FranquiYA — Full-stack dashboard for franchise operations | 2025 – 2026</w:t>
+        <w:rPr>
+          <w:b/>
+        </w:rPr>
+        <w:t>FranquiYA — Full-stack dashboard for franchise operations</w:t>
+      </w:r>
+      <w:r>
+        <w:t xml:space="preserve"> | 2025 – 2026</w:t>
       </w:r>
     </w:p>
     <w:p>
@@ -166,7 +205,13 @@
     </w:p>
     <w:p>
       <w:r>
-        <w:t>World Cup 2026 Pool — Statistical prediction engine | 2026</w:t>
+        <w:rPr>
+          <w:b/>
+        </w:rPr>
+        <w:t>World Cup 2026 Pool — Statistical prediction engine</w:t>
+      </w:r>
+      <w:r>
+        <w:t xml:space="preserve"> | 2026</w:t>
       </w:r>
     </w:p>
     <w:p>
@@ -191,10 +236,10 @@
       </w:r>
     </w:p>
     <w:p>
+      <w:pPr>
+        <w:pStyle w:val="Heading1"/>
+      </w:pPr>
       <w:r>
-        <w:rPr>
-          <w:b/>
-        </w:rPr>
         <w:t>TECHNICAL SKILLS</w:t>
       </w:r>
     </w:p>
@@ -203,7 +248,13 @@
         <w:pStyle w:val="ListBullet"/>
       </w:pPr>
       <w:r>
-        <w:t>Data &amp; reporting: Advanced Excel (formulas, pivot tables, data cross-checks — spreadsheets of my own in daily use), SQL, PostgreSQL, SQLite, Python (pandas, NumPy), dashboards with Next.js/React</w:t>
+        <w:rPr>
+          <w:b/>
+        </w:rPr>
+        <w:t>Data &amp; reporting:</w:t>
+      </w:r>
+      <w:r>
+        <w:t xml:space="preserve"> Advanced Excel (formulas, pivot tables, data cross-checks — spreadsheets of my own in daily use), SQL, PostgreSQL, SQLite, Python (pandas, NumPy), dashboards with Next.js/React</w:t>
       </w:r>
     </w:p>
     <w:p>
@@ -211,7 +262,13 @@
         <w:pStyle w:val="ListBullet"/>
       </w:pPr>
       <w:r>
-        <w:t>Applied AI: LLMs (Claude, Groq, Gemini), prompt engineering, agents and automation flows</w:t>
+        <w:rPr>
+          <w:b/>
+        </w:rPr>
+        <w:t>Applied AI:</w:t>
+      </w:r>
+      <w:r>
+        <w:t xml:space="preserve"> LLMs (Claude, Groq, Gemini), prompt engineering, agents and automation flows</w:t>
       </w:r>
     </w:p>
     <w:p>
@@ -219,7 +276,13 @@
         <w:pStyle w:val="ListBullet"/>
       </w:pPr>
       <w:r>
-        <w:t>Languages &amp; frameworks: Python, JavaScript, TypeScript, FastAPI, Next.js, React</w:t>
+        <w:rPr>
+          <w:b/>
+        </w:rPr>
+        <w:t>Languages &amp; frameworks:</w:t>
+      </w:r>
+      <w:r>
+        <w:t xml:space="preserve"> Python, JavaScript, TypeScript, FastAPI, Next.js, React</w:t>
       </w:r>
     </w:p>
     <w:p>
@@ -227,7 +290,13 @@
         <w:pStyle w:val="ListBullet"/>
       </w:pPr>
       <w:r>
-        <w:t>Infrastructure: Linux (RHEL/Ubuntu, WSL2), Git/GitHub, GitHub Actions, Vercel, Bash</w:t>
+        <w:rPr>
+          <w:b/>
+        </w:rPr>
+        <w:t>Infrastructure:</w:t>
+      </w:r>
+      <w:r>
+        <w:t xml:space="preserve"> Linux (RHEL/Ubuntu, WSL2), Git/GitHub, GitHub Actions, Vercel, Bash</w:t>
       </w:r>
     </w:p>
     <w:p>
@@ -235,14 +304,20 @@
         <w:pStyle w:val="ListBullet"/>
       </w:pPr>
       <w:r>
-        <w:t>Service &amp; business: Customer service, complaint management, process improvement, documentation of procedures, agile methodologies</w:t>
+        <w:rPr>
+          <w:b/>
+        </w:rPr>
+        <w:t>Service &amp; business:</w:t>
+      </w:r>
+      <w:r>
+        <w:t xml:space="preserve"> Customer service, complaint management, process improvement, documentation of procedures, agile methodologies</w:t>
       </w:r>
     </w:p>
     <w:p>
+      <w:pPr>
+        <w:pStyle w:val="Heading1"/>
+      </w:pPr>
       <w:r>
-        <w:rPr>
-          <w:b/>
-        </w:rPr>
         <w:t>CERTIFICATIONS</w:t>
       </w:r>
     </w:p>
@@ -251,7 +326,13 @@
         <w:pStyle w:val="ListBullet"/>
       </w:pPr>
       <w:r>
-        <w:t>Claude Code in Action — Anthropic, 2026.</w:t>
+        <w:rPr>
+          <w:b/>
+        </w:rPr>
+        <w:t>Claude Code in Action</w:t>
+      </w:r>
+      <w:r>
+        <w:t xml:space="preserve"> — Anthropic, 2026.</w:t>
       </w:r>
     </w:p>
     <w:p>
@@ -259,7 +340,13 @@
         <w:pStyle w:val="ListBullet"/>
       </w:pPr>
       <w:r>
-        <w:t>Red Hat System Administration I (RH124) — Red Hat Academy, 2025.</w:t>
+        <w:rPr>
+          <w:b/>
+        </w:rPr>
+        <w:t>Red Hat System Administration I (RH124)</w:t>
+      </w:r>
+      <w:r>
+        <w:t xml:space="preserve"> — Red Hat Academy, 2025.</w:t>
       </w:r>
     </w:p>
     <w:p>
@@ -267,14 +354,20 @@
         <w:pStyle w:val="ListBullet"/>
       </w:pPr>
       <w:r>
-        <w:t>CCNA 1: Introduction to Networks (Cisco track) — UADE, in progress, expected completion Dec 2026.</w:t>
+        <w:rPr>
+          <w:b/>
+        </w:rPr>
+        <w:t>CCNA 1: Introduction to Networks (Cisco track)</w:t>
+      </w:r>
+      <w:r>
+        <w:t xml:space="preserve"> — UADE, in progress, expected completion Dec 2026.</w:t>
       </w:r>
     </w:p>
     <w:p>
+      <w:pPr>
+        <w:pStyle w:val="Heading1"/>
+      </w:pPr>
       <w:r>
-        <w:rPr>
-          <w:b/>
-        </w:rPr>
         <w:t>LANGUAGES</w:t>
       </w:r>
     </w:p>
@@ -295,10 +388,10 @@
       </w:r>
     </w:p>
     <w:p>
+      <w:pPr>
+        <w:pStyle w:val="Heading1"/>
+      </w:pPr>
       <w:r>
-        <w:rPr>
-          <w:b/>
-        </w:rPr>
         <w:t>AVAILABILITY</w:t>
       </w:r>
     </w:p>
@@ -755,11 +848,11 @@
       <w:outlineLvl w:val="0"/>
     </w:pPr>
     <w:rPr>
-      <w:rFonts w:asciiTheme="majorHAnsi" w:eastAsiaTheme="majorEastAsia" w:hAnsiTheme="majorHAnsi" w:cstheme="majorBidi"/>
+      <w:rFonts w:asciiTheme="majorHAnsi" w:eastAsiaTheme="majorEastAsia" w:hAnsiTheme="majorHAnsi" w:cstheme="majorBidi" w:ascii="Calibri" w:hAnsi="Calibri"/>
       <w:b/>
       <w:bCs/>
-      <w:color w:val="365F91" w:themeColor="accent1" w:themeShade="BF"/>
-      <w:sz w:val="28"/>
+      <w:color w:val="1A1A1A"/>
+      <w:sz w:val="22"/>
       <w:szCs w:val="28"/>
     </w:rPr>
   </w:style>
@@ -779,11 +872,11 @@
       <w:outlineLvl w:val="1"/>
     </w:pPr>
     <w:rPr>
-      <w:rFonts w:asciiTheme="majorHAnsi" w:eastAsiaTheme="majorEastAsia" w:hAnsiTheme="majorHAnsi" w:cstheme="majorBidi"/>
+      <w:rFonts w:asciiTheme="majorHAnsi" w:eastAsiaTheme="majorEastAsia" w:hAnsiTheme="majorHAnsi" w:cstheme="majorBidi" w:ascii="Calibri" w:hAnsi="Calibri"/>
       <w:b/>
       <w:bCs/>
-      <w:color w:val="4F81BD" w:themeColor="accent1"/>
-      <w:sz w:val="26"/>
+      <w:color w:val="1A1A1A"/>
+      <w:sz w:val="20"/>
       <w:szCs w:val="26"/>
     </w:rPr>
   </w:style>

--- a/CV_Material_Nacho/extras/cvs_personalizados/cv_tetrapak_customer_service.docx
+++ b/CV_Material_Nacho/extras/cvs_personalizados/cv_tetrapak_customer_service.docx
@@ -384,7 +384,7 @@
         <w:pStyle w:val="ListBullet"/>
       </w:pPr>
       <w:r>
-        <w:t>English: B1+/B2 — fluent technical reading, intermediate written and oral communication.</w:t>
+        <w:t>English: B1 (intermediate), self-assessed, not formally certified. I read technical documentation in English.</w:t>
       </w:r>
     </w:p>
     <w:p>
